--- a/examples/prediction/doc/10-integrated-tuning.docx
+++ b/examples/prediction/doc/10-integrated-tuning.docx
@@ -420,7 +420,7 @@
               <a:graphicData uri="http://schemas.openxmlformats.org/drawingml/2006/picture">
                 <pic:pic>
                   <pic:nvPicPr>
-                    <pic:cNvPr descr="/home/gpca/tspredit/examples/prediction/doc/10-integrated-tuning_files/930d10275f88e3c385cfcc5ea8beb23b554ce20f.png" id="11" name="Picture"/>
+                    <pic:cNvPr descr="C:\Git\cefet-rj-dal\tspredit\examples\prediction\doc\10-integrated-tuning_files/12c2dd21da68898b18887fe21ee7601a7dcd568e.png" id="11" name="Picture"/>
                     <pic:cNvPicPr>
                       <a:picLocks noChangeArrowheads="1" noChangeAspect="1"/>
                     </pic:cNvPicPr>
@@ -1575,7 +1575,7 @@
         <w:rPr>
           <w:rStyle w:val="VerbatimChar"/>
         </w:rPr>
-        <w:t xml:space="preserve">##            mse       smape R2</w:t>
+        <w:t xml:space="preserve">##            mse        smape R2</w:t>
       </w:r>
       <w:r>
         <w:br/>
@@ -1584,7 +1584,7 @@
         <w:rPr>
           <w:rStyle w:val="VerbatimChar"/>
         </w:rPr>
-        <w:t xml:space="preserve">## 1 4.686814e-30 5.77268e-15  1</w:t>
+        <w:t xml:space="preserve">## 1 3.447795e-29 1.583855e-14  1</w:t>
       </w:r>
     </w:p>
     <w:p>
@@ -2073,7 +2073,7 @@
         <w:rPr>
           <w:rStyle w:val="VerbatimChar"/>
         </w:rPr>
-        <w:t xml:space="preserve">## 1 8.985619e-30 3.024207e-15 NA</w:t>
+        <w:t xml:space="preserve">## 1 6.933348e-29 8.400574e-15 NA</w:t>
       </w:r>
     </w:p>
     <w:p>
@@ -2458,7 +2458,7 @@
               <a:graphicData uri="http://schemas.openxmlformats.org/drawingml/2006/picture">
                 <pic:pic>
                   <pic:nvPicPr>
-                    <pic:cNvPr descr="/home/gpca/tspredit/examples/prediction/doc/10-integrated-tuning_files/7ecf102672f282e2c89a9306ee58fe3eccbe7201.png" id="14" name="Picture"/>
+                    <pic:cNvPr descr="C:\Git\cefet-rj-dal\tspredit\examples\prediction\doc\10-integrated-tuning_files/e46f93ba4da259d21bfe98afb891658c0a7c55c9.png" id="14" name="Picture"/>
                     <pic:cNvPicPr>
                       <a:picLocks noChangeArrowheads="1" noChangeAspect="1"/>
                     </pic:cNvPicPr>

--- a/examples/prediction/doc/10-integrated-tuning.docx
+++ b/examples/prediction/doc/10-integrated-tuning.docx
@@ -420,7 +420,7 @@
               <a:graphicData uri="http://schemas.openxmlformats.org/drawingml/2006/picture">
                 <pic:pic>
                   <pic:nvPicPr>
-                    <pic:cNvPr descr="C:\Git\cefet-rj-dal\tspredit\examples\prediction\doc\10-integrated-tuning_files/12c2dd21da68898b18887fe21ee7601a7dcd568e.png" id="11" name="Picture"/>
+                    <pic:cNvPr descr="C:\Git\dal\tspredit\examples\prediction\doc\10-integrated-tuning_files/12c2dd21da68898b18887fe21ee7601a7dcd568e.png" id="11" name="Picture"/>
                     <pic:cNvPicPr>
                       <a:picLocks noChangeArrowheads="1" noChangeAspect="1"/>
                     </pic:cNvPicPr>
@@ -2458,7 +2458,7 @@
               <a:graphicData uri="http://schemas.openxmlformats.org/drawingml/2006/picture">
                 <pic:pic>
                   <pic:nvPicPr>
-                    <pic:cNvPr descr="C:\Git\cefet-rj-dal\tspredit\examples\prediction\doc\10-integrated-tuning_files/e46f93ba4da259d21bfe98afb891658c0a7c55c9.png" id="14" name="Picture"/>
+                    <pic:cNvPr descr="C:\Git\dal\tspredit\examples\prediction\doc\10-integrated-tuning_files/e46f93ba4da259d21bfe98afb891658c0a7c55c9.png" id="14" name="Picture"/>
                     <pic:cNvPicPr>
                       <a:picLocks noChangeArrowheads="1" noChangeAspect="1"/>
                     </pic:cNvPicPr>
